--- a/Cheat sheet.docx
+++ b/Cheat sheet.docx
@@ -240,6 +240,16 @@
     </w:p>
     <w:p>
       <w:pPr>
+        <w:rPr/>
+      </w:pPr>
+      <w:r>
+        <w:rPr>
+          <w:rtl w:val="0"/>
+        </w:rPr>
+      </w:r>
+    </w:p>
+    <w:p>
+      <w:pPr>
         <w:keepNext w:val="0"/>
         <w:keepLines w:val="0"/>
         <w:pageBreakBefore w:val="0"/>
@@ -264,8 +274,156 @@
       </w:pPr>
       <w:r>
         <w:rPr>
-          <w:rtl w:val="0"/>
-        </w:rPr>
+          <w:color w:val="303030"/>
+          <w:sz w:val="21"/>
+          <w:szCs w:val="21"/>
+          <w:highlight w:val="white"/>
+          <w:rtl w:val="0"/>
+        </w:rPr>
+        <w:t xml:space="preserve">--------------------------------------------------------------------------------</w:t>
+      </w:r>
+    </w:p>
+    <w:p>
+      <w:pPr>
+        <w:rPr/>
+      </w:pPr>
+      <w:r>
+        <w:rPr>
+          <w:rtl w:val="0"/>
+        </w:rPr>
+      </w:r>
+    </w:p>
+    <w:p>
+      <w:pPr>
+        <w:widowControl w:val="0"/>
+        <w:spacing w:before="13.46893310546875" w:line="240" w:lineRule="auto"/>
+        <w:ind w:left="729.9668884277344" w:firstLine="0"/>
+        <w:rPr>
+          <w:color w:val="303030"/>
+          <w:sz w:val="21"/>
+          <w:szCs w:val="21"/>
+          <w:highlight w:val="white"/>
+        </w:rPr>
+      </w:pPr>
+      <w:r>
+        <w:rPr>
+          <w:color w:val="303030"/>
+          <w:sz w:val="21"/>
+          <w:szCs w:val="21"/>
+          <w:highlight w:val="white"/>
+          <w:rtl w:val="0"/>
+        </w:rPr>
+        <w:t xml:space="preserve">Regularization Techniques</w:t>
+      </w:r>
+    </w:p>
+    <w:p>
+      <w:pPr>
+        <w:widowControl w:val="0"/>
+        <w:numPr>
+          <w:ilvl w:val="0"/>
+          <w:numId w:val="5"/>
+        </w:numPr>
+        <w:shd w:fill="ffffff" w:val="clear"/>
+        <w:spacing w:after="0" w:afterAutospacing="0" w:line="240" w:lineRule="auto"/>
+        <w:ind w:left="720" w:hanging="360"/>
+        <w:rPr/>
+      </w:pPr>
+      <w:r>
+        <w:rPr>
+          <w:color w:val="303030"/>
+          <w:sz w:val="21"/>
+          <w:szCs w:val="21"/>
+          <w:rtl w:val="0"/>
+        </w:rPr>
+        <w:t xml:space="preserve">L1 Regularization (Lasso): Adds the sum of absolute weights to the loss; it removes a lot of features, producing a simpler model, and removing more features.</w:t>
+      </w:r>
+    </w:p>
+    <w:p>
+      <w:pPr>
+        <w:widowControl w:val="0"/>
+        <w:numPr>
+          <w:ilvl w:val="0"/>
+          <w:numId w:val="5"/>
+        </w:numPr>
+        <w:shd w:fill="ffffff" w:val="clear"/>
+        <w:spacing w:after="0" w:afterAutospacing="0" w:line="240" w:lineRule="auto"/>
+        <w:ind w:left="720" w:hanging="360"/>
+        <w:rPr/>
+      </w:pPr>
+      <w:r>
+        <w:rPr>
+          <w:color w:val="303030"/>
+          <w:sz w:val="21"/>
+          <w:szCs w:val="21"/>
+          <w:rtl w:val="0"/>
+        </w:rPr>
+        <w:t xml:space="preserve">L2 Regularization (Weight Decay/Ridge): Adds the sum of squared weights to the loss; spreads evenly across features, use it if you want to preserve features because you think they all have some significance. .</w:t>
+      </w:r>
+    </w:p>
+    <w:p>
+      <w:pPr>
+        <w:widowControl w:val="0"/>
+        <w:numPr>
+          <w:ilvl w:val="0"/>
+          <w:numId w:val="5"/>
+        </w:numPr>
+        <w:shd w:fill="ffffff" w:val="clear"/>
+        <w:spacing w:after="0" w:afterAutospacing="0" w:line="240" w:lineRule="auto"/>
+        <w:ind w:left="720" w:hanging="360"/>
+        <w:rPr/>
+      </w:pPr>
+      <w:r>
+        <w:rPr>
+          <w:color w:val="303030"/>
+          <w:sz w:val="21"/>
+          <w:szCs w:val="21"/>
+          <w:rtl w:val="0"/>
+        </w:rPr>
+        <w:t xml:space="preserve">Elastic Net: Combines L1 and L2 using separate constants.</w:t>
+      </w:r>
+    </w:p>
+    <w:p>
+      <w:pPr>
+        <w:widowControl w:val="0"/>
+        <w:numPr>
+          <w:ilvl w:val="0"/>
+          <w:numId w:val="5"/>
+        </w:numPr>
+        <w:shd w:fill="ffffff" w:val="clear"/>
+        <w:spacing w:after="0" w:afterAutospacing="0" w:line="240" w:lineRule="auto"/>
+        <w:ind w:left="720" w:hanging="360"/>
+        <w:rPr/>
+      </w:pPr>
+      <w:r>
+        <w:rPr>
+          <w:color w:val="303030"/>
+          <w:sz w:val="21"/>
+          <w:szCs w:val="21"/>
+          <w:rtl w:val="0"/>
+        </w:rPr>
+        <w:t xml:space="preserve">Dropout: Randomly sets neurons to zero each forward pass. Forces redundant learning.</w:t>
+      </w:r>
+    </w:p>
+    <w:p>
+      <w:pPr>
+        <w:widowControl w:val="0"/>
+        <w:numPr>
+          <w:ilvl w:val="0"/>
+          <w:numId w:val="5"/>
+        </w:numPr>
+        <w:shd w:fill="ffffff" w:val="clear"/>
+        <w:spacing w:after="180" w:line="240" w:lineRule="auto"/>
+        <w:ind w:left="720" w:hanging="360"/>
+        <w:rPr/>
+      </w:pPr>
+      <w:r>
+        <w:rPr>
+          <w:color w:val="303030"/>
+          <w:sz w:val="21"/>
+          <w:szCs w:val="21"/>
+          <w:rtl w:val="0"/>
+        </w:rPr>
+        <w:t xml:space="preserve">Batch Normalization: shifts the distribution to a mean of zero and a variance of 1. Good for deep CNNs where data is regular and batches are large.</w:t>
       </w:r>
     </w:p>
     <w:p>
@@ -294,164 +452,8 @@
       </w:pPr>
       <w:r>
         <w:rPr>
-          <w:color w:val="303030"/>
-          <w:sz w:val="21"/>
-          <w:szCs w:val="21"/>
-          <w:highlight w:val="white"/>
-          <w:rtl w:val="0"/>
-        </w:rPr>
-        <w:t xml:space="preserve">--------------------------------------------------------------------------------</w:t>
-      </w:r>
-    </w:p>
-    <w:p>
-      <w:pPr>
-        <w:widowControl w:val="0"/>
-        <w:spacing w:before="13.46893310546875" w:line="240" w:lineRule="auto"/>
-        <w:ind w:left="729.9668884277344" w:firstLine="0"/>
-        <w:rPr>
-          <w:color w:val="303030"/>
-          <w:sz w:val="21"/>
-          <w:szCs w:val="21"/>
-          <w:highlight w:val="white"/>
-        </w:rPr>
-      </w:pPr>
-      <w:r>
-        <w:rPr>
-          <w:rtl w:val="0"/>
-        </w:rPr>
-      </w:r>
-    </w:p>
-    <w:p>
-      <w:pPr>
-        <w:widowControl w:val="0"/>
-        <w:spacing w:before="13.46893310546875" w:line="240" w:lineRule="auto"/>
-        <w:ind w:left="729.9668884277344" w:firstLine="0"/>
-        <w:rPr>
-          <w:color w:val="303030"/>
-          <w:sz w:val="21"/>
-          <w:szCs w:val="21"/>
-          <w:highlight w:val="white"/>
-        </w:rPr>
-      </w:pPr>
-      <w:r>
-        <w:rPr>
-          <w:color w:val="303030"/>
-          <w:sz w:val="21"/>
-          <w:szCs w:val="21"/>
-          <w:highlight w:val="white"/>
-          <w:rtl w:val="0"/>
-        </w:rPr>
-        <w:t xml:space="preserve">Regularization Techniques</w:t>
-      </w:r>
-    </w:p>
-    <w:p>
-      <w:pPr>
-        <w:widowControl w:val="0"/>
-        <w:numPr>
-          <w:ilvl w:val="0"/>
-          <w:numId w:val="5"/>
-        </w:numPr>
-        <w:shd w:fill="ffffff" w:val="clear"/>
-        <w:spacing w:after="0" w:afterAutospacing="0" w:line="240" w:lineRule="auto"/>
-        <w:ind w:left="720" w:hanging="360"/>
-        <w:rPr/>
-      </w:pPr>
-      <w:r>
-        <w:rPr>
-          <w:color w:val="303030"/>
-          <w:sz w:val="21"/>
-          <w:szCs w:val="21"/>
-          <w:rtl w:val="0"/>
-        </w:rPr>
-        <w:t xml:space="preserve">L1 Regularization: Adds the sum of absolute weights to the loss; it promotes sparsity, effectively performing feature selection by shrinking unimportant weights to exactly zero.</w:t>
-      </w:r>
-    </w:p>
-    <w:p>
-      <w:pPr>
-        <w:widowControl w:val="0"/>
-        <w:numPr>
-          <w:ilvl w:val="0"/>
-          <w:numId w:val="5"/>
-        </w:numPr>
-        <w:shd w:fill="ffffff" w:val="clear"/>
-        <w:spacing w:after="0" w:afterAutospacing="0" w:line="240" w:lineRule="auto"/>
-        <w:ind w:left="720" w:hanging="360"/>
-        <w:rPr/>
-      </w:pPr>
-      <w:r>
-        <w:rPr>
-          <w:color w:val="303030"/>
-          <w:sz w:val="21"/>
-          <w:szCs w:val="21"/>
-          <w:rtl w:val="0"/>
-        </w:rPr>
-        <w:t xml:space="preserve">L2 Regularization (Weight Decay): Adds the sum of squared weights to the loss; it prefers spreading weight evenly across all features, which improves stability and handles correlated features better than L1.</w:t>
-      </w:r>
-    </w:p>
-    <w:p>
-      <w:pPr>
-        <w:widowControl w:val="0"/>
-        <w:numPr>
-          <w:ilvl w:val="0"/>
-          <w:numId w:val="5"/>
-        </w:numPr>
-        <w:shd w:fill="ffffff" w:val="clear"/>
-        <w:spacing w:after="0" w:afterAutospacing="0" w:line="240" w:lineRule="auto"/>
-        <w:ind w:left="720" w:hanging="360"/>
-        <w:rPr/>
-      </w:pPr>
-      <w:r>
-        <w:rPr>
-          <w:color w:val="303030"/>
-          <w:sz w:val="21"/>
-          <w:szCs w:val="21"/>
-          <w:rtl w:val="0"/>
-        </w:rPr>
-        <w:t xml:space="preserve">Elastic Net: Combines L1 and L2 using separate constants to balance sparsity and stability.</w:t>
-      </w:r>
-    </w:p>
-    <w:p>
-      <w:pPr>
-        <w:widowControl w:val="0"/>
-        <w:numPr>
-          <w:ilvl w:val="0"/>
-          <w:numId w:val="5"/>
-        </w:numPr>
-        <w:shd w:fill="ffffff" w:val="clear"/>
-        <w:spacing w:after="0" w:afterAutospacing="0" w:line="240" w:lineRule="auto"/>
-        <w:ind w:left="720" w:hanging="360"/>
-        <w:rPr/>
-      </w:pPr>
-      <w:r>
-        <w:rPr>
-          <w:color w:val="303030"/>
-          <w:sz w:val="21"/>
-          <w:szCs w:val="21"/>
-          <w:rtl w:val="0"/>
-        </w:rPr>
-        <w:t xml:space="preserve">Dropout: Randomly sets neurons to zero each forward pass. Forces redundant learning.</w:t>
-      </w:r>
-    </w:p>
-    <w:p>
-      <w:pPr>
-        <w:widowControl w:val="0"/>
-        <w:numPr>
-          <w:ilvl w:val="0"/>
-          <w:numId w:val="5"/>
-        </w:numPr>
-        <w:shd w:fill="ffffff" w:val="clear"/>
-        <w:spacing w:after="180" w:line="240" w:lineRule="auto"/>
-        <w:ind w:left="720" w:hanging="360"/>
-        <w:rPr/>
-      </w:pPr>
-      <w:r>
-        <w:rPr>
-          <w:color w:val="303030"/>
-          <w:sz w:val="21"/>
-          <w:szCs w:val="21"/>
-          <w:rtl w:val="0"/>
-        </w:rPr>
-        <w:t xml:space="preserve">Batch Normalization: Normalizes layer inputs using mini-batch mean and variance. It stabilizes training, allows for higher learning rates, and reduces internal covariate shift.</w:t>
+          <w:rtl w:val="0"/>
+        </w:rPr>
       </w:r>
     </w:p>
     <w:p>
@@ -480,8 +482,212 @@
       </w:pPr>
       <w:r>
         <w:rPr>
-          <w:rtl w:val="0"/>
-        </w:rPr>
+          <w:color w:val="303030"/>
+          <w:sz w:val="21"/>
+          <w:szCs w:val="21"/>
+          <w:highlight w:val="white"/>
+          <w:rtl w:val="0"/>
+        </w:rPr>
+        <w:t xml:space="preserve">--------------------------------------------------------------------------------</w:t>
+      </w:r>
+    </w:p>
+    <w:p>
+      <w:pPr>
+        <w:widowControl w:val="0"/>
+        <w:spacing w:before="13.46893310546875" w:line="240" w:lineRule="auto"/>
+        <w:ind w:left="729.9668884277344" w:firstLine="0"/>
+        <w:rPr>
+          <w:color w:val="303030"/>
+          <w:sz w:val="21"/>
+          <w:szCs w:val="21"/>
+          <w:highlight w:val="white"/>
+        </w:rPr>
+      </w:pPr>
+      <w:r>
+        <w:rPr>
+          <w:rtl w:val="0"/>
+        </w:rPr>
+      </w:r>
+    </w:p>
+    <w:p>
+      <w:pPr>
+        <w:widowControl w:val="0"/>
+        <w:spacing w:before="13.46893310546875" w:line="240" w:lineRule="auto"/>
+        <w:ind w:left="729.9668884277344" w:firstLine="0"/>
+        <w:rPr>
+          <w:color w:val="303030"/>
+          <w:sz w:val="21"/>
+          <w:szCs w:val="21"/>
+          <w:highlight w:val="white"/>
+        </w:rPr>
+      </w:pPr>
+      <w:r>
+        <w:rPr>
+          <w:color w:val="303030"/>
+          <w:sz w:val="21"/>
+          <w:szCs w:val="21"/>
+          <w:highlight w:val="white"/>
+          <w:rtl w:val="0"/>
+        </w:rPr>
+        <w:t xml:space="preserve">Optimization Algorithms</w:t>
+      </w:r>
+    </w:p>
+    <w:p>
+      <w:pPr>
+        <w:widowControl w:val="0"/>
+        <w:numPr>
+          <w:ilvl w:val="0"/>
+          <w:numId w:val="9"/>
+        </w:numPr>
+        <w:shd w:fill="ffffff" w:val="clear"/>
+        <w:spacing w:after="0" w:afterAutospacing="0" w:line="240" w:lineRule="auto"/>
+        <w:ind w:left="720" w:hanging="360"/>
+        <w:rPr/>
+      </w:pPr>
+      <w:r>
+        <w:rPr>
+          <w:color w:val="303030"/>
+          <w:sz w:val="21"/>
+          <w:szCs w:val="21"/>
+          <w:rtl w:val="0"/>
+        </w:rPr>
+        <w:t xml:space="preserve">Full-batch Gradient Descent: Uses the entire dataset to compute one gradient update. Smooth loss and expensive.</w:t>
+      </w:r>
+    </w:p>
+    <w:p>
+      <w:pPr>
+        <w:widowControl w:val="0"/>
+        <w:numPr>
+          <w:ilvl w:val="0"/>
+          <w:numId w:val="9"/>
+        </w:numPr>
+        <w:shd w:fill="ffffff" w:val="clear"/>
+        <w:spacing w:after="0" w:afterAutospacing="0" w:line="240" w:lineRule="auto"/>
+        <w:ind w:left="720" w:hanging="360"/>
+        <w:rPr/>
+      </w:pPr>
+      <w:r>
+        <w:rPr>
+          <w:color w:val="303030"/>
+          <w:sz w:val="21"/>
+          <w:szCs w:val="21"/>
+          <w:rtl w:val="0"/>
+        </w:rPr>
+        <w:t xml:space="preserve">Mini-batch SGD: Computes updates using a subset of the data, and update based on a noisy estimate of true gradient.</w:t>
+      </w:r>
+    </w:p>
+    <w:p>
+      <w:pPr>
+        <w:widowControl w:val="0"/>
+        <w:numPr>
+          <w:ilvl w:val="0"/>
+          <w:numId w:val="9"/>
+        </w:numPr>
+        <w:shd w:fill="ffffff" w:val="clear"/>
+        <w:spacing w:after="0" w:afterAutospacing="0" w:line="240" w:lineRule="auto"/>
+        <w:ind w:left="720" w:hanging="360"/>
+        <w:rPr/>
+      </w:pPr>
+      <w:r>
+        <w:rPr>
+          <w:color w:val="303030"/>
+          <w:sz w:val="21"/>
+          <w:szCs w:val="21"/>
+          <w:rtl w:val="0"/>
+        </w:rPr>
+        <w:t xml:space="preserve">SGD + Momentum: SGD that has “momentum” that lets it move over some local minima.</w:t>
+      </w:r>
+    </w:p>
+    <w:p>
+      <w:pPr>
+        <w:widowControl w:val="0"/>
+        <w:numPr>
+          <w:ilvl w:val="0"/>
+          <w:numId w:val="9"/>
+        </w:numPr>
+        <w:shd w:fill="ffffff" w:val="clear"/>
+        <w:spacing w:after="0" w:afterAutospacing="0" w:line="240" w:lineRule="auto"/>
+        <w:ind w:left="720" w:hanging="360"/>
+        <w:rPr/>
+      </w:pPr>
+      <w:r>
+        <w:rPr>
+          <w:color w:val="303030"/>
+          <w:sz w:val="21"/>
+          <w:szCs w:val="21"/>
+          <w:rtl w:val="0"/>
+        </w:rPr>
+        <w:t xml:space="preserve">AdaGrad: An adaptive algorithm that scales the learning rate for each parameter based on historical squared gradients.</w:t>
+      </w:r>
+    </w:p>
+    <w:p>
+      <w:pPr>
+        <w:widowControl w:val="0"/>
+        <w:numPr>
+          <w:ilvl w:val="0"/>
+          <w:numId w:val="9"/>
+        </w:numPr>
+        <w:shd w:fill="ffffff" w:val="clear"/>
+        <w:spacing w:after="0" w:afterAutospacing="0" w:line="240" w:lineRule="auto"/>
+        <w:ind w:left="720" w:hanging="360"/>
+        <w:rPr/>
+      </w:pPr>
+      <w:r>
+        <w:rPr>
+          <w:color w:val="303030"/>
+          <w:sz w:val="21"/>
+          <w:szCs w:val="21"/>
+          <w:rtl w:val="0"/>
+        </w:rPr>
+        <w:t xml:space="preserve">RMSProp: A variation of AdaGrad that uses a moving average of squared gradients to prevent the learning rate from shrinking too quickly.</w:t>
+      </w:r>
+    </w:p>
+    <w:p>
+      <w:pPr>
+        <w:widowControl w:val="0"/>
+        <w:numPr>
+          <w:ilvl w:val="0"/>
+          <w:numId w:val="9"/>
+        </w:numPr>
+        <w:shd w:fill="ffffff" w:val="clear"/>
+        <w:spacing w:after="0" w:afterAutospacing="0" w:line="240" w:lineRule="auto"/>
+        <w:ind w:left="720" w:hanging="360"/>
+        <w:rPr/>
+      </w:pPr>
+      <w:r>
+        <w:rPr>
+          <w:color w:val="303030"/>
+          <w:sz w:val="21"/>
+          <w:szCs w:val="21"/>
+          <w:rtl w:val="0"/>
+        </w:rPr>
+        <w:t xml:space="preserve">Adam: Combination of Momentum and RMSProp; it is often faster than standard SGD and handles sparse gradients well.</w:t>
+      </w:r>
+    </w:p>
+    <w:p>
+      <w:pPr>
+        <w:widowControl w:val="0"/>
+        <w:numPr>
+          <w:ilvl w:val="0"/>
+          <w:numId w:val="9"/>
+        </w:numPr>
+        <w:shd w:fill="ffffff" w:val="clear"/>
+        <w:spacing w:after="180" w:line="240" w:lineRule="auto"/>
+        <w:ind w:left="720" w:hanging="360"/>
+        <w:rPr>
+          <w:color w:val="303030"/>
+          <w:sz w:val="21"/>
+          <w:szCs w:val="21"/>
+        </w:rPr>
+      </w:pPr>
+      <w:r>
+        <w:rPr>
+          <w:color w:val="303030"/>
+          <w:sz w:val="21"/>
+          <w:szCs w:val="21"/>
+          <w:rtl w:val="0"/>
+        </w:rPr>
+        <w:t xml:space="preserve">AdamW: decouples weight decay from gradient updates in Adam. </w:t>
       </w:r>
     </w:p>
     <w:p>
@@ -510,212 +716,8 @@
       </w:pPr>
       <w:r>
         <w:rPr>
-          <w:color w:val="303030"/>
-          <w:sz w:val="21"/>
-          <w:szCs w:val="21"/>
-          <w:highlight w:val="white"/>
-          <w:rtl w:val="0"/>
-        </w:rPr>
-        <w:t xml:space="preserve">--------------------------------------------------------------------------------</w:t>
-      </w:r>
-    </w:p>
-    <w:p>
-      <w:pPr>
-        <w:widowControl w:val="0"/>
-        <w:spacing w:before="13.46893310546875" w:line="240" w:lineRule="auto"/>
-        <w:ind w:left="729.9668884277344" w:firstLine="0"/>
-        <w:rPr>
-          <w:color w:val="303030"/>
-          <w:sz w:val="21"/>
-          <w:szCs w:val="21"/>
-          <w:highlight w:val="white"/>
-        </w:rPr>
-      </w:pPr>
-      <w:r>
-        <w:rPr>
-          <w:rtl w:val="0"/>
-        </w:rPr>
-      </w:r>
-    </w:p>
-    <w:p>
-      <w:pPr>
-        <w:widowControl w:val="0"/>
-        <w:spacing w:before="13.46893310546875" w:line="240" w:lineRule="auto"/>
-        <w:ind w:left="729.9668884277344" w:firstLine="0"/>
-        <w:rPr>
-          <w:color w:val="303030"/>
-          <w:sz w:val="21"/>
-          <w:szCs w:val="21"/>
-          <w:highlight w:val="white"/>
-        </w:rPr>
-      </w:pPr>
-      <w:r>
-        <w:rPr>
-          <w:color w:val="303030"/>
-          <w:sz w:val="21"/>
-          <w:szCs w:val="21"/>
-          <w:highlight w:val="white"/>
-          <w:rtl w:val="0"/>
-        </w:rPr>
-        <w:t xml:space="preserve">Optimization Algorithms</w:t>
-      </w:r>
-    </w:p>
-    <w:p>
-      <w:pPr>
-        <w:widowControl w:val="0"/>
-        <w:numPr>
-          <w:ilvl w:val="0"/>
-          <w:numId w:val="9"/>
-        </w:numPr>
-        <w:shd w:fill="ffffff" w:val="clear"/>
-        <w:spacing w:after="0" w:afterAutospacing="0" w:line="240" w:lineRule="auto"/>
-        <w:ind w:left="720" w:hanging="360"/>
-        <w:rPr/>
-      </w:pPr>
-      <w:r>
-        <w:rPr>
-          <w:color w:val="303030"/>
-          <w:sz w:val="21"/>
-          <w:szCs w:val="21"/>
-          <w:rtl w:val="0"/>
-        </w:rPr>
-        <w:t xml:space="preserve">Full-batch Gradient Descent: Uses the entire dataset to compute one gradient update. Smooth loss and expensive.</w:t>
-      </w:r>
-    </w:p>
-    <w:p>
-      <w:pPr>
-        <w:widowControl w:val="0"/>
-        <w:numPr>
-          <w:ilvl w:val="0"/>
-          <w:numId w:val="9"/>
-        </w:numPr>
-        <w:shd w:fill="ffffff" w:val="clear"/>
-        <w:spacing w:after="0" w:afterAutospacing="0" w:line="240" w:lineRule="auto"/>
-        <w:ind w:left="720" w:hanging="360"/>
-        <w:rPr/>
-      </w:pPr>
-      <w:r>
-        <w:rPr>
-          <w:color w:val="303030"/>
-          <w:sz w:val="21"/>
-          <w:szCs w:val="21"/>
-          <w:rtl w:val="0"/>
-        </w:rPr>
-        <w:t xml:space="preserve">Mini-batch SGD: Computes updates using a subset of the data, and update based on a noisy estimate of true gradient.</w:t>
-      </w:r>
-    </w:p>
-    <w:p>
-      <w:pPr>
-        <w:widowControl w:val="0"/>
-        <w:numPr>
-          <w:ilvl w:val="0"/>
-          <w:numId w:val="9"/>
-        </w:numPr>
-        <w:shd w:fill="ffffff" w:val="clear"/>
-        <w:spacing w:after="0" w:afterAutospacing="0" w:line="240" w:lineRule="auto"/>
-        <w:ind w:left="720" w:hanging="360"/>
-        <w:rPr/>
-      </w:pPr>
-      <w:r>
-        <w:rPr>
-          <w:color w:val="303030"/>
-          <w:sz w:val="21"/>
-          <w:szCs w:val="21"/>
-          <w:rtl w:val="0"/>
-        </w:rPr>
-        <w:t xml:space="preserve">SGD + Momentum: SGD that has “momentum” that lets it move over some local minima.</w:t>
-      </w:r>
-    </w:p>
-    <w:p>
-      <w:pPr>
-        <w:widowControl w:val="0"/>
-        <w:numPr>
-          <w:ilvl w:val="0"/>
-          <w:numId w:val="9"/>
-        </w:numPr>
-        <w:shd w:fill="ffffff" w:val="clear"/>
-        <w:spacing w:after="0" w:afterAutospacing="0" w:line="240" w:lineRule="auto"/>
-        <w:ind w:left="720" w:hanging="360"/>
-        <w:rPr/>
-      </w:pPr>
-      <w:r>
-        <w:rPr>
-          <w:color w:val="303030"/>
-          <w:sz w:val="21"/>
-          <w:szCs w:val="21"/>
-          <w:rtl w:val="0"/>
-        </w:rPr>
-        <w:t xml:space="preserve">AdaGrad: An adaptive algorithm that scales the learning rate for each parameter based on historical squared gradients.</w:t>
-      </w:r>
-    </w:p>
-    <w:p>
-      <w:pPr>
-        <w:widowControl w:val="0"/>
-        <w:numPr>
-          <w:ilvl w:val="0"/>
-          <w:numId w:val="9"/>
-        </w:numPr>
-        <w:shd w:fill="ffffff" w:val="clear"/>
-        <w:spacing w:after="0" w:afterAutospacing="0" w:line="240" w:lineRule="auto"/>
-        <w:ind w:left="720" w:hanging="360"/>
-        <w:rPr/>
-      </w:pPr>
-      <w:r>
-        <w:rPr>
-          <w:color w:val="303030"/>
-          <w:sz w:val="21"/>
-          <w:szCs w:val="21"/>
-          <w:rtl w:val="0"/>
-        </w:rPr>
-        <w:t xml:space="preserve">RMSProp: A variation of AdaGrad that uses a moving average of squared gradients to prevent the learning rate from shrinking too quickly.</w:t>
-      </w:r>
-    </w:p>
-    <w:p>
-      <w:pPr>
-        <w:widowControl w:val="0"/>
-        <w:numPr>
-          <w:ilvl w:val="0"/>
-          <w:numId w:val="9"/>
-        </w:numPr>
-        <w:shd w:fill="ffffff" w:val="clear"/>
-        <w:spacing w:after="0" w:afterAutospacing="0" w:line="240" w:lineRule="auto"/>
-        <w:ind w:left="720" w:hanging="360"/>
-        <w:rPr/>
-      </w:pPr>
-      <w:r>
-        <w:rPr>
-          <w:color w:val="303030"/>
-          <w:sz w:val="21"/>
-          <w:szCs w:val="21"/>
-          <w:rtl w:val="0"/>
-        </w:rPr>
-        <w:t xml:space="preserve">Adam: Combination of Momentum and RMSProp; it is often faster than standard SGD and handles sparse gradients well.</w:t>
-      </w:r>
-    </w:p>
-    <w:p>
-      <w:pPr>
-        <w:widowControl w:val="0"/>
-        <w:numPr>
-          <w:ilvl w:val="0"/>
-          <w:numId w:val="9"/>
-        </w:numPr>
-        <w:shd w:fill="ffffff" w:val="clear"/>
-        <w:spacing w:after="180" w:line="240" w:lineRule="auto"/>
-        <w:ind w:left="720" w:hanging="360"/>
-        <w:rPr>
-          <w:color w:val="303030"/>
-          <w:sz w:val="21"/>
-          <w:szCs w:val="21"/>
-        </w:rPr>
-      </w:pPr>
-      <w:r>
-        <w:rPr>
-          <w:color w:val="303030"/>
-          <w:sz w:val="21"/>
-          <w:szCs w:val="21"/>
-          <w:rtl w:val="0"/>
-        </w:rPr>
-        <w:t xml:space="preserve">AdamW: decouples weight decay from gradient updates in Adam. </w:t>
+          <w:rtl w:val="0"/>
+        </w:rPr>
       </w:r>
     </w:p>
     <w:p>
@@ -744,8 +746,212 @@
       </w:pPr>
       <w:r>
         <w:rPr>
-          <w:rtl w:val="0"/>
-        </w:rPr>
+          <w:color w:val="303030"/>
+          <w:sz w:val="21"/>
+          <w:szCs w:val="21"/>
+          <w:highlight w:val="white"/>
+          <w:rtl w:val="0"/>
+        </w:rPr>
+        <w:t xml:space="preserve">--------------------------------------------------------------------------------</w:t>
+      </w:r>
+    </w:p>
+    <w:p>
+      <w:pPr>
+        <w:widowControl w:val="0"/>
+        <w:spacing w:before="13.46893310546875" w:line="240" w:lineRule="auto"/>
+        <w:ind w:left="729.9668884277344" w:firstLine="0"/>
+        <w:rPr>
+          <w:color w:val="303030"/>
+          <w:sz w:val="21"/>
+          <w:szCs w:val="21"/>
+          <w:highlight w:val="white"/>
+        </w:rPr>
+      </w:pPr>
+      <w:r>
+        <w:rPr>
+          <w:rtl w:val="0"/>
+        </w:rPr>
+      </w:r>
+    </w:p>
+    <w:p>
+      <w:pPr>
+        <w:widowControl w:val="0"/>
+        <w:spacing w:before="13.46893310546875" w:line="240" w:lineRule="auto"/>
+        <w:ind w:left="729.9668884277344" w:firstLine="0"/>
+        <w:rPr>
+          <w:color w:val="303030"/>
+          <w:sz w:val="21"/>
+          <w:szCs w:val="21"/>
+          <w:highlight w:val="white"/>
+        </w:rPr>
+      </w:pPr>
+      <w:r>
+        <w:rPr>
+          <w:color w:val="303030"/>
+          <w:sz w:val="21"/>
+          <w:szCs w:val="21"/>
+          <w:highlight w:val="white"/>
+          <w:rtl w:val="0"/>
+        </w:rPr>
+        <w:t xml:space="preserve">Multi-Layer Perceptrons (MLP)</w:t>
+      </w:r>
+    </w:p>
+    <w:p>
+      <w:pPr>
+        <w:widowControl w:val="0"/>
+        <w:numPr>
+          <w:ilvl w:val="0"/>
+          <w:numId w:val="4"/>
+        </w:numPr>
+        <w:shd w:fill="ffffff" w:val="clear"/>
+        <w:spacing w:after="0" w:afterAutospacing="0" w:line="240" w:lineRule="auto"/>
+        <w:ind w:left="720" w:hanging="360"/>
+        <w:rPr/>
+      </w:pPr>
+      <w:r>
+        <w:rPr>
+          <w:color w:val="303030"/>
+          <w:sz w:val="21"/>
+          <w:szCs w:val="21"/>
+          <w:rtl w:val="0"/>
+        </w:rPr>
+        <w:t xml:space="preserve">Simplest Neural Network</w:t>
+      </w:r>
+    </w:p>
+    <w:p>
+      <w:pPr>
+        <w:widowControl w:val="0"/>
+        <w:numPr>
+          <w:ilvl w:val="0"/>
+          <w:numId w:val="4"/>
+        </w:numPr>
+        <w:shd w:fill="ffffff" w:val="clear"/>
+        <w:spacing w:after="0" w:afterAutospacing="0" w:line="240" w:lineRule="auto"/>
+        <w:ind w:left="720" w:hanging="360"/>
+        <w:rPr>
+          <w:color w:val="303030"/>
+          <w:sz w:val="21"/>
+          <w:szCs w:val="21"/>
+          <w:u w:val="none"/>
+        </w:rPr>
+      </w:pPr>
+      <w:r>
+        <w:rPr>
+          <w:color w:val="303030"/>
+          <w:sz w:val="21"/>
+          <w:szCs w:val="21"/>
+          <w:rtl w:val="0"/>
+        </w:rPr>
+        <w:t xml:space="preserve">Very robust since everything is connected</w:t>
+      </w:r>
+    </w:p>
+    <w:p>
+      <w:pPr>
+        <w:widowControl w:val="0"/>
+        <w:numPr>
+          <w:ilvl w:val="0"/>
+          <w:numId w:val="4"/>
+        </w:numPr>
+        <w:shd w:fill="ffffff" w:val="clear"/>
+        <w:spacing w:after="0" w:afterAutospacing="0" w:line="240" w:lineRule="auto"/>
+        <w:ind w:left="720" w:hanging="360"/>
+      </w:pPr>
+      <w:r>
+        <w:rPr>
+          <w:color w:val="303030"/>
+          <w:sz w:val="21"/>
+          <w:szCs w:val="21"/>
+          <w:rtl w:val="0"/>
+        </w:rPr>
+        <w:t xml:space="preserve">Lots of sources means overfitting is a big risk</w:t>
+      </w:r>
+    </w:p>
+    <w:p>
+      <w:pPr>
+        <w:widowControl w:val="0"/>
+        <w:numPr>
+          <w:ilvl w:val="0"/>
+          <w:numId w:val="4"/>
+        </w:numPr>
+        <w:shd w:fill="ffffff" w:val="clear"/>
+        <w:spacing w:after="0" w:afterAutospacing="0" w:line="240" w:lineRule="auto"/>
+        <w:ind w:left="720" w:hanging="360"/>
+        <w:rPr/>
+      </w:pPr>
+      <w:r>
+        <w:rPr>
+          <w:color w:val="303030"/>
+          <w:sz w:val="21"/>
+          <w:szCs w:val="21"/>
+          <w:rtl w:val="0"/>
+        </w:rPr>
+        <w:t xml:space="preserve">Feature Transforms: The process of projecting data into a new geometric space where previously inseparable data becomes linearly separable.</w:t>
+      </w:r>
+    </w:p>
+    <w:p>
+      <w:pPr>
+        <w:widowControl w:val="0"/>
+        <w:numPr>
+          <w:ilvl w:val="0"/>
+          <w:numId w:val="4"/>
+        </w:numPr>
+        <w:shd w:fill="ffffff" w:val="clear"/>
+        <w:spacing w:after="0" w:afterAutospacing="0" w:line="240" w:lineRule="auto"/>
+        <w:ind w:left="720" w:hanging="360"/>
+        <w:rPr/>
+      </w:pPr>
+      <w:r>
+        <w:rPr>
+          <w:color w:val="303030"/>
+          <w:sz w:val="21"/>
+          <w:szCs w:val="21"/>
+          <w:rtl w:val="0"/>
+        </w:rPr>
+        <w:t xml:space="preserve">Non-linearity: Activation functions like ReLU or Sigmoid stop it from being linear, letting it learn more.</w:t>
+      </w:r>
+    </w:p>
+    <w:p>
+      <w:pPr>
+        <w:widowControl w:val="0"/>
+        <w:numPr>
+          <w:ilvl w:val="0"/>
+          <w:numId w:val="4"/>
+        </w:numPr>
+        <w:shd w:fill="ffffff" w:val="clear"/>
+        <w:spacing w:after="0" w:afterAutospacing="0" w:line="240" w:lineRule="auto"/>
+        <w:ind w:left="720" w:hanging="360"/>
+        <w:rPr/>
+      </w:pPr>
+      <w:r>
+        <w:rPr>
+          <w:color w:val="303030"/>
+          <w:sz w:val="21"/>
+          <w:szCs w:val="21"/>
+          <w:rtl w:val="0"/>
+        </w:rPr>
+        <w:t xml:space="preserve">Forward Pass: Applying the weights in order through the neural network to make a prediction.</w:t>
+      </w:r>
+    </w:p>
+    <w:p>
+      <w:pPr>
+        <w:widowControl w:val="0"/>
+        <w:numPr>
+          <w:ilvl w:val="0"/>
+          <w:numId w:val="4"/>
+        </w:numPr>
+        <w:shd w:fill="ffffff" w:val="clear"/>
+        <w:spacing w:after="180" w:line="240" w:lineRule="auto"/>
+        <w:ind w:left="720" w:hanging="360"/>
+        <w:rPr/>
+      </w:pPr>
+      <w:r>
+        <w:rPr>
+          <w:color w:val="303030"/>
+          <w:sz w:val="21"/>
+          <w:szCs w:val="21"/>
+          <w:rtl w:val="0"/>
+        </w:rPr>
+        <w:t xml:space="preserve">Backpropagation: Applying the chain rule to compute the partial derivative of the loss with respect to every weight, allowing for model updates.</w:t>
       </w:r>
     </w:p>
     <w:p>
@@ -774,169 +980,8 @@
       </w:pPr>
       <w:r>
         <w:rPr>
-          <w:color w:val="303030"/>
-          <w:sz w:val="21"/>
-          <w:szCs w:val="21"/>
-          <w:highlight w:val="white"/>
-          <w:rtl w:val="0"/>
-        </w:rPr>
-        <w:t xml:space="preserve">--------------------------------------------------------------------------------</w:t>
-      </w:r>
-    </w:p>
-    <w:p>
-      <w:pPr>
-        <w:widowControl w:val="0"/>
-        <w:spacing w:before="13.46893310546875" w:line="240" w:lineRule="auto"/>
-        <w:ind w:left="729.9668884277344" w:firstLine="0"/>
-        <w:rPr>
-          <w:color w:val="303030"/>
-          <w:sz w:val="21"/>
-          <w:szCs w:val="21"/>
-          <w:highlight w:val="white"/>
-        </w:rPr>
-      </w:pPr>
-      <w:r>
-        <w:rPr>
-          <w:rtl w:val="0"/>
-        </w:rPr>
-      </w:r>
-    </w:p>
-    <w:p>
-      <w:pPr>
-        <w:widowControl w:val="0"/>
-        <w:spacing w:before="13.46893310546875" w:line="240" w:lineRule="auto"/>
-        <w:ind w:left="729.9668884277344" w:firstLine="0"/>
-        <w:rPr>
-          <w:color w:val="303030"/>
-          <w:sz w:val="21"/>
-          <w:szCs w:val="21"/>
-          <w:highlight w:val="white"/>
-        </w:rPr>
-      </w:pPr>
-      <w:r>
-        <w:rPr>
-          <w:color w:val="303030"/>
-          <w:sz w:val="21"/>
-          <w:szCs w:val="21"/>
-          <w:highlight w:val="white"/>
-          <w:rtl w:val="0"/>
-        </w:rPr>
-        <w:t xml:space="preserve">Multi-Layer Perceptrons (MLP)</w:t>
-      </w:r>
-    </w:p>
-    <w:p>
-      <w:pPr>
-        <w:widowControl w:val="0"/>
-        <w:numPr>
-          <w:ilvl w:val="0"/>
-          <w:numId w:val="4"/>
-        </w:numPr>
-        <w:shd w:fill="ffffff" w:val="clear"/>
-        <w:spacing w:after="0" w:afterAutospacing="0" w:line="240" w:lineRule="auto"/>
-        <w:ind w:left="720" w:hanging="360"/>
-        <w:rPr/>
-      </w:pPr>
-      <w:r>
-        <w:rPr>
-          <w:color w:val="303030"/>
-          <w:sz w:val="21"/>
-          <w:szCs w:val="21"/>
-          <w:rtl w:val="0"/>
-        </w:rPr>
-        <w:t xml:space="preserve">Feature Transforms: The process of projecting data into a new geometric space where previously inseparable data becomes linearly separable.</w:t>
-      </w:r>
-    </w:p>
-    <w:p>
-      <w:pPr>
-        <w:widowControl w:val="0"/>
-        <w:numPr>
-          <w:ilvl w:val="0"/>
-          <w:numId w:val="4"/>
-        </w:numPr>
-        <w:shd w:fill="ffffff" w:val="clear"/>
-        <w:spacing w:after="0" w:afterAutospacing="0" w:line="240" w:lineRule="auto"/>
-        <w:ind w:left="720" w:hanging="360"/>
-        <w:rPr/>
-      </w:pPr>
-      <w:r>
-        <w:rPr>
-          <w:color w:val="303030"/>
-          <w:sz w:val="21"/>
-          <w:szCs w:val="21"/>
-          <w:rtl w:val="0"/>
-        </w:rPr>
-        <w:t xml:space="preserve">Non-linearity: Activation functions like ReLU or Sigmoid stop it from being linear, letting it learn more.</w:t>
-      </w:r>
-    </w:p>
-    <w:p>
-      <w:pPr>
-        <w:widowControl w:val="0"/>
-        <w:numPr>
-          <w:ilvl w:val="0"/>
-          <w:numId w:val="4"/>
-        </w:numPr>
-        <w:shd w:fill="ffffff" w:val="clear"/>
-        <w:spacing w:after="0" w:afterAutospacing="0" w:line="240" w:lineRule="auto"/>
-        <w:ind w:left="720" w:hanging="360"/>
-        <w:rPr/>
-      </w:pPr>
-      <w:r>
-        <w:rPr>
-          <w:color w:val="303030"/>
-          <w:sz w:val="21"/>
-          <w:szCs w:val="21"/>
-          <w:rtl w:val="0"/>
-        </w:rPr>
-        <w:t xml:space="preserve">Forward Pass: Applying the weights in order through the neural network to make a prediction.</w:t>
-      </w:r>
-    </w:p>
-    <w:p>
-      <w:pPr>
-        <w:widowControl w:val="0"/>
-        <w:numPr>
-          <w:ilvl w:val="0"/>
-          <w:numId w:val="4"/>
-        </w:numPr>
-        <w:shd w:fill="ffffff" w:val="clear"/>
-        <w:spacing w:after="0" w:afterAutospacing="0" w:line="240" w:lineRule="auto"/>
-        <w:ind w:left="720" w:hanging="360"/>
-        <w:rPr/>
-      </w:pPr>
-      <w:r>
-        <w:rPr>
-          <w:color w:val="303030"/>
-          <w:sz w:val="21"/>
-          <w:szCs w:val="21"/>
-          <w:rtl w:val="0"/>
-        </w:rPr>
-        <w:t xml:space="preserve">Backpropagation: Applying the chain rule to compute the partial derivative of the loss with respect to every weight, allowing for model updates.</w:t>
-      </w:r>
-    </w:p>
-    <w:p>
-      <w:pPr>
-        <w:widowControl w:val="0"/>
-        <w:numPr>
-          <w:ilvl w:val="0"/>
-          <w:numId w:val="4"/>
-        </w:numPr>
-        <w:shd w:fill="ffffff" w:val="clear"/>
-        <w:spacing w:after="180" w:line="240" w:lineRule="auto"/>
-        <w:ind w:left="720" w:hanging="360"/>
-        <w:rPr>
-          <w:color w:val="303030"/>
-          <w:sz w:val="21"/>
-          <w:szCs w:val="21"/>
-          <w:u w:val="none"/>
-        </w:rPr>
-      </w:pPr>
-      <w:r>
-        <w:rPr>
-          <w:color w:val="303030"/>
-          <w:sz w:val="21"/>
-          <w:szCs w:val="21"/>
-          <w:rtl w:val="0"/>
-        </w:rPr>
-        <w:t xml:space="preserve">All nodes are connected on each layer. Lots of sources means overfitting is a big risk</w:t>
+          <w:rtl w:val="0"/>
+        </w:rPr>
       </w:r>
     </w:p>
     <w:p>
@@ -965,8 +1010,364 @@
       </w:pPr>
       <w:r>
         <w:rPr>
-          <w:rtl w:val="0"/>
-        </w:rPr>
+          <w:color w:val="303030"/>
+          <w:sz w:val="21"/>
+          <w:szCs w:val="21"/>
+          <w:highlight w:val="white"/>
+          <w:rtl w:val="0"/>
+        </w:rPr>
+        <w:t xml:space="preserve">--------------------------------------------------------------------------------</w:t>
+      </w:r>
+    </w:p>
+    <w:p>
+      <w:pPr>
+        <w:widowControl w:val="0"/>
+        <w:spacing w:before="13.46893310546875" w:line="240" w:lineRule="auto"/>
+        <w:ind w:left="729.9668884277344" w:firstLine="0"/>
+        <w:rPr>
+          <w:color w:val="303030"/>
+          <w:sz w:val="21"/>
+          <w:szCs w:val="21"/>
+          <w:highlight w:val="white"/>
+        </w:rPr>
+      </w:pPr>
+      <w:r>
+        <w:rPr>
+          <w:rtl w:val="0"/>
+        </w:rPr>
+      </w:r>
+    </w:p>
+    <w:p>
+      <w:pPr>
+        <w:widowControl w:val="0"/>
+        <w:spacing w:before="13.46893310546875" w:line="240" w:lineRule="auto"/>
+        <w:ind w:left="729.9668884277344" w:firstLine="0"/>
+        <w:rPr>
+          <w:color w:val="303030"/>
+          <w:sz w:val="21"/>
+          <w:szCs w:val="21"/>
+          <w:highlight w:val="white"/>
+        </w:rPr>
+      </w:pPr>
+      <w:r>
+        <w:rPr>
+          <w:color w:val="303030"/>
+          <w:sz w:val="21"/>
+          <w:szCs w:val="21"/>
+          <w:highlight w:val="white"/>
+          <w:rtl w:val="0"/>
+        </w:rPr>
+        <w:t xml:space="preserve">Convolutional Neural Networks (CNN)</w:t>
+      </w:r>
+    </w:p>
+    <w:p>
+      <w:pPr>
+        <w:widowControl w:val="0"/>
+        <w:numPr>
+          <w:ilvl w:val="0"/>
+          <w:numId w:val="6"/>
+        </w:numPr>
+        <w:shd w:fill="ffffff" w:val="clear"/>
+        <w:spacing w:after="0" w:afterAutospacing="0" w:line="240" w:lineRule="auto"/>
+        <w:ind w:left="720" w:hanging="360"/>
+        <w:rPr/>
+      </w:pPr>
+      <w:r>
+        <w:rPr>
+          <w:color w:val="303030"/>
+          <w:sz w:val="21"/>
+          <w:szCs w:val="21"/>
+          <w:rtl w:val="0"/>
+        </w:rPr>
+        <w:t xml:space="preserve">CNN vs. MLP: CNNs use weight sharing and locality (receptive fields) to handle spatial data, they reuse neurons in a way that MLP does not, so they learn more on spatial data.</w:t>
+      </w:r>
+    </w:p>
+    <w:p>
+      <w:pPr>
+        <w:widowControl w:val="0"/>
+        <w:numPr>
+          <w:ilvl w:val="0"/>
+          <w:numId w:val="6"/>
+        </w:numPr>
+        <w:shd w:fill="ffffff" w:val="clear"/>
+        <w:spacing w:after="0" w:afterAutospacing="0" w:line="240" w:lineRule="auto"/>
+        <w:ind w:left="720" w:hanging="360"/>
+        <w:rPr/>
+      </w:pPr>
+      <w:r>
+        <w:rPr>
+          <w:color w:val="303030"/>
+          <w:sz w:val="21"/>
+          <w:szCs w:val="21"/>
+          <w:rtl w:val="0"/>
+        </w:rPr>
+        <w:t xml:space="preserve">Different Components: Includes Convolutional layers for feature extraction, Pooling layers (Max/Average) for downsampling, and Fully Connected layers for the final classification.</w:t>
+      </w:r>
+    </w:p>
+    <w:p>
+      <w:pPr>
+        <w:widowControl w:val="0"/>
+        <w:numPr>
+          <w:ilvl w:val="0"/>
+          <w:numId w:val="6"/>
+        </w:numPr>
+        <w:shd w:fill="ffffff" w:val="clear"/>
+        <w:spacing w:after="0" w:afterAutospacing="0" w:line="288" w:lineRule="auto"/>
+        <w:ind w:left="720" w:right="-20" w:hanging="360"/>
+      </w:pPr>
+      <w:r>
+        <w:rPr>
+          <w:color w:val="303030"/>
+          <w:sz w:val="21"/>
+          <w:szCs w:val="21"/>
+          <w:rtl w:val="0"/>
+        </w:rPr>
+        <w:t xml:space="preserve">Calculations of Tensor Dimensions: The size of a feature map is calculated as </w:t>
+      </w:r>
+      <w:r>
+        <w:rPr>
+          <w:rFonts w:ascii="Cardo" w:cs="Cardo" w:eastAsia="Cardo" w:hAnsi="Cardo"/>
+          <w:color w:val="303030"/>
+          <w:sz w:val="25"/>
+          <w:szCs w:val="25"/>
+          <w:rtl w:val="0"/>
+        </w:rPr>
+        <w:t xml:space="preserve">⌊</w:t>
+      </w:r>
+    </w:p>
+    <w:p>
+      <w:pPr>
+        <w:widowControl w:val="0"/>
+        <w:numPr>
+          <w:ilvl w:val="0"/>
+          <w:numId w:val="6"/>
+        </w:numPr>
+        <w:shd w:fill="ffffff" w:val="clear"/>
+        <w:spacing w:after="0" w:afterAutospacing="0" w:line="288" w:lineRule="auto"/>
+        <w:ind w:left="720" w:right="-20" w:hanging="360"/>
+        <w:jc w:val="center"/>
+        <w:rPr/>
+      </w:pPr>
+      <w:r>
+        <w:rPr>
+          <w:rFonts w:ascii="Times New Roman" w:cs="Times New Roman" w:eastAsia="Times New Roman" w:hAnsi="Times New Roman"/>
+          <w:i w:val="1"/>
+          <w:iCs w:val="1"/>
+          <w:color w:val="303030"/>
+          <w:sz w:val="18"/>
+          <w:szCs w:val="18"/>
+          <w:rtl w:val="0"/>
+        </w:rPr>
+        <w:t xml:space="preserve">S</w:t>
+      </w:r>
+    </w:p>
+    <w:p>
+      <w:pPr>
+        <w:widowControl w:val="0"/>
+        <w:numPr>
+          <w:ilvl w:val="0"/>
+          <w:numId w:val="6"/>
+        </w:numPr>
+        <w:shd w:fill="ffffff" w:val="clear"/>
+        <w:spacing w:after="0" w:afterAutospacing="0" w:line="288" w:lineRule="auto"/>
+        <w:ind w:left="720" w:right="-20" w:hanging="360"/>
+        <w:jc w:val="center"/>
+        <w:rPr/>
+      </w:pPr>
+      <w:r>
+        <w:rPr>
+          <w:rFonts w:ascii="Times New Roman" w:cs="Times New Roman" w:eastAsia="Times New Roman" w:hAnsi="Times New Roman"/>
+          <w:i w:val="1"/>
+          <w:iCs w:val="1"/>
+          <w:color w:val="303030"/>
+          <w:sz w:val="18"/>
+          <w:szCs w:val="18"/>
+          <w:rtl w:val="0"/>
+        </w:rPr>
+        <w:t xml:space="preserve">W</w:t>
+      </w:r>
+      <w:r>
+        <w:rPr>
+          <w:rFonts w:ascii="Gungsuh" w:cs="Gungsuh" w:eastAsia="Gungsuh" w:hAnsi="Gungsuh"/>
+          <w:color w:val="303030"/>
+          <w:sz w:val="18"/>
+          <w:szCs w:val="18"/>
+          <w:rtl w:val="0"/>
+        </w:rPr>
+        <w:t xml:space="preserve">−</w:t>
+      </w:r>
+      <w:r>
+        <w:rPr>
+          <w:rFonts w:ascii="Times New Roman" w:cs="Times New Roman" w:eastAsia="Times New Roman" w:hAnsi="Times New Roman"/>
+          <w:i w:val="1"/>
+          <w:iCs w:val="1"/>
+          <w:color w:val="303030"/>
+          <w:sz w:val="18"/>
+          <w:szCs w:val="18"/>
+          <w:rtl w:val="0"/>
+        </w:rPr>
+        <w:t xml:space="preserve">F</w:t>
+      </w:r>
+      <w:r>
+        <w:rPr>
+          <w:rFonts w:ascii="Times New Roman" w:cs="Times New Roman" w:eastAsia="Times New Roman" w:hAnsi="Times New Roman"/>
+          <w:color w:val="303030"/>
+          <w:sz w:val="18"/>
+          <w:szCs w:val="18"/>
+          <w:rtl w:val="0"/>
+        </w:rPr>
+        <w:t xml:space="preserve">+2</w:t>
+      </w:r>
+      <w:r>
+        <w:rPr>
+          <w:rFonts w:ascii="Times New Roman" w:cs="Times New Roman" w:eastAsia="Times New Roman" w:hAnsi="Times New Roman"/>
+          <w:i w:val="1"/>
+          <w:iCs w:val="1"/>
+          <w:color w:val="303030"/>
+          <w:sz w:val="18"/>
+          <w:szCs w:val="18"/>
+          <w:rtl w:val="0"/>
+        </w:rPr>
+        <w:t xml:space="preserve">P</w:t>
+      </w:r>
+    </w:p>
+    <w:p>
+      <w:pPr>
+        <w:widowControl w:val="0"/>
+        <w:numPr>
+          <w:ilvl w:val="0"/>
+          <w:numId w:val="6"/>
+        </w:numPr>
+        <w:shd w:fill="ffffff" w:val="clear"/>
+        <w:spacing w:after="0" w:afterAutospacing="0" w:line="288" w:lineRule="auto"/>
+        <w:ind w:left="720" w:right="-20" w:hanging="360"/>
+        <w:jc w:val="center"/>
+        <w:rPr/>
+      </w:pPr>
+      <w:r>
+        <w:rPr>
+          <w:rFonts w:ascii="Times New Roman" w:cs="Times New Roman" w:eastAsia="Times New Roman" w:hAnsi="Times New Roman"/>
+          <w:color w:val="303030"/>
+          <w:sz w:val="2"/>
+          <w:szCs w:val="2"/>
+          <w:rtl w:val="0"/>
+        </w:rPr>
+        <w:t xml:space="preserve">​</w:t>
+      </w:r>
+    </w:p>
+    <w:p>
+      <w:pPr>
+        <w:widowControl w:val="0"/>
+        <w:numPr>
+          <w:ilvl w:val="0"/>
+          <w:numId w:val="6"/>
+        </w:numPr>
+        <w:shd w:fill="ffffff" w:val="clear"/>
+        <w:spacing w:after="180" w:line="240" w:lineRule="auto"/>
+        <w:ind w:left="720" w:hanging="360"/>
+      </w:pPr>
+      <w:r>
+        <w:rPr>
+          <w:rFonts w:ascii="Cardo" w:cs="Cardo" w:eastAsia="Cardo" w:hAnsi="Cardo"/>
+          <w:color w:val="303030"/>
+          <w:sz w:val="25"/>
+          <w:szCs w:val="25"/>
+          <w:rtl w:val="0"/>
+        </w:rPr>
+        <w:t xml:space="preserve">⌋+1</w:t>
+      </w:r>
+      <w:r>
+        <w:rPr>
+          <w:color w:val="303030"/>
+          <w:sz w:val="21"/>
+          <w:szCs w:val="21"/>
+          <w:rtl w:val="0"/>
+        </w:rPr>
+        <w:t xml:space="preserve">, where </w:t>
+      </w:r>
+      <w:r>
+        <w:rPr>
+          <w:rFonts w:ascii="Times New Roman" w:cs="Times New Roman" w:eastAsia="Times New Roman" w:hAnsi="Times New Roman"/>
+          <w:i w:val="1"/>
+          <w:iCs w:val="1"/>
+          <w:color w:val="303030"/>
+          <w:sz w:val="25"/>
+          <w:szCs w:val="25"/>
+          <w:rtl w:val="0"/>
+        </w:rPr>
+        <w:t xml:space="preserve">W</w:t>
+      </w:r>
+      <w:r>
+        <w:rPr>
+          <w:color w:val="303030"/>
+          <w:sz w:val="21"/>
+          <w:szCs w:val="21"/>
+          <w:rtl w:val="0"/>
+        </w:rPr>
+        <w:t xml:space="preserve"> is input size, </w:t>
+      </w:r>
+      <w:r>
+        <w:rPr>
+          <w:rFonts w:ascii="Times New Roman" w:cs="Times New Roman" w:eastAsia="Times New Roman" w:hAnsi="Times New Roman"/>
+          <w:i w:val="1"/>
+          <w:iCs w:val="1"/>
+          <w:color w:val="303030"/>
+          <w:sz w:val="25"/>
+          <w:szCs w:val="25"/>
+          <w:rtl w:val="0"/>
+        </w:rPr>
+        <w:t xml:space="preserve">F</w:t>
+      </w:r>
+      <w:r>
+        <w:rPr>
+          <w:color w:val="303030"/>
+          <w:sz w:val="21"/>
+          <w:szCs w:val="21"/>
+          <w:rtl w:val="0"/>
+        </w:rPr>
+        <w:t xml:space="preserve"> is filter size, </w:t>
+      </w:r>
+      <w:r>
+        <w:rPr>
+          <w:rFonts w:ascii="Times New Roman" w:cs="Times New Roman" w:eastAsia="Times New Roman" w:hAnsi="Times New Roman"/>
+          <w:i w:val="1"/>
+          <w:iCs w:val="1"/>
+          <w:color w:val="303030"/>
+          <w:sz w:val="25"/>
+          <w:szCs w:val="25"/>
+          <w:rtl w:val="0"/>
+        </w:rPr>
+        <w:t xml:space="preserve">P</w:t>
+      </w:r>
+      <w:r>
+        <w:rPr>
+          <w:color w:val="303030"/>
+          <w:sz w:val="21"/>
+          <w:szCs w:val="21"/>
+          <w:rtl w:val="0"/>
+        </w:rPr>
+        <w:t xml:space="preserve"> is padding, and </w:t>
+      </w:r>
+      <w:r>
+        <w:rPr>
+          <w:rFonts w:ascii="Times New Roman" w:cs="Times New Roman" w:eastAsia="Times New Roman" w:hAnsi="Times New Roman"/>
+          <w:i w:val="1"/>
+          <w:iCs w:val="1"/>
+          <w:color w:val="303030"/>
+          <w:sz w:val="25"/>
+          <w:szCs w:val="25"/>
+          <w:rtl w:val="0"/>
+        </w:rPr>
+        <w:t xml:space="preserve">S</w:t>
+      </w:r>
+      <w:r>
+        <w:rPr>
+          <w:color w:val="303030"/>
+          <w:sz w:val="21"/>
+          <w:szCs w:val="21"/>
+          <w:rtl w:val="0"/>
+        </w:rPr>
+        <w:t xml:space="preserve"> is stride.</w:t>
       </w:r>
     </w:p>
     <w:p>
@@ -995,364 +1396,8 @@
       </w:pPr>
       <w:r>
         <w:rPr>
-          <w:color w:val="303030"/>
-          <w:sz w:val="21"/>
-          <w:szCs w:val="21"/>
-          <w:highlight w:val="white"/>
-          <w:rtl w:val="0"/>
-        </w:rPr>
-        <w:t xml:space="preserve">--------------------------------------------------------------------------------</w:t>
-      </w:r>
-    </w:p>
-    <w:p>
-      <w:pPr>
-        <w:widowControl w:val="0"/>
-        <w:spacing w:before="13.46893310546875" w:line="240" w:lineRule="auto"/>
-        <w:ind w:left="729.9668884277344" w:firstLine="0"/>
-        <w:rPr>
-          <w:color w:val="303030"/>
-          <w:sz w:val="21"/>
-          <w:szCs w:val="21"/>
-          <w:highlight w:val="white"/>
-        </w:rPr>
-      </w:pPr>
-      <w:r>
-        <w:rPr>
-          <w:rtl w:val="0"/>
-        </w:rPr>
-      </w:r>
-    </w:p>
-    <w:p>
-      <w:pPr>
-        <w:widowControl w:val="0"/>
-        <w:spacing w:before="13.46893310546875" w:line="240" w:lineRule="auto"/>
-        <w:ind w:left="729.9668884277344" w:firstLine="0"/>
-        <w:rPr>
-          <w:color w:val="303030"/>
-          <w:sz w:val="21"/>
-          <w:szCs w:val="21"/>
-          <w:highlight w:val="white"/>
-        </w:rPr>
-      </w:pPr>
-      <w:r>
-        <w:rPr>
-          <w:color w:val="303030"/>
-          <w:sz w:val="21"/>
-          <w:szCs w:val="21"/>
-          <w:highlight w:val="white"/>
-          <w:rtl w:val="0"/>
-        </w:rPr>
-        <w:t xml:space="preserve">Convolutional Neural Networks (CNN)</w:t>
-      </w:r>
-    </w:p>
-    <w:p>
-      <w:pPr>
-        <w:widowControl w:val="0"/>
-        <w:numPr>
-          <w:ilvl w:val="0"/>
-          <w:numId w:val="6"/>
-        </w:numPr>
-        <w:shd w:fill="ffffff" w:val="clear"/>
-        <w:spacing w:after="0" w:afterAutospacing="0" w:line="240" w:lineRule="auto"/>
-        <w:ind w:left="720" w:hanging="360"/>
-        <w:rPr/>
-      </w:pPr>
-      <w:r>
-        <w:rPr>
-          <w:color w:val="303030"/>
-          <w:sz w:val="21"/>
-          <w:szCs w:val="21"/>
-          <w:rtl w:val="0"/>
-        </w:rPr>
-        <w:t xml:space="preserve">CNN vs. MLP: CNNs use weight sharing and locality (receptive fields) to handle spatial data efficiently, whereas MLPs are fully connected and require a unique parameter for every single input-output connection.</w:t>
-      </w:r>
-    </w:p>
-    <w:p>
-      <w:pPr>
-        <w:widowControl w:val="0"/>
-        <w:numPr>
-          <w:ilvl w:val="0"/>
-          <w:numId w:val="6"/>
-        </w:numPr>
-        <w:shd w:fill="ffffff" w:val="clear"/>
-        <w:spacing w:after="0" w:afterAutospacing="0" w:line="240" w:lineRule="auto"/>
-        <w:ind w:left="720" w:hanging="360"/>
-        <w:rPr/>
-      </w:pPr>
-      <w:r>
-        <w:rPr>
-          <w:color w:val="303030"/>
-          <w:sz w:val="21"/>
-          <w:szCs w:val="21"/>
-          <w:rtl w:val="0"/>
-        </w:rPr>
-        <w:t xml:space="preserve">Different Components: Includes Convolutional layers for feature extraction, Pooling layers (Max/Average) for downsampling, and Fully Connected layers for the final classification.</w:t>
-      </w:r>
-    </w:p>
-    <w:p>
-      <w:pPr>
-        <w:widowControl w:val="0"/>
-        <w:numPr>
-          <w:ilvl w:val="0"/>
-          <w:numId w:val="6"/>
-        </w:numPr>
-        <w:shd w:fill="ffffff" w:val="clear"/>
-        <w:spacing w:after="0" w:afterAutospacing="0" w:line="288" w:lineRule="auto"/>
-        <w:ind w:left="720" w:right="-20" w:hanging="360"/>
-      </w:pPr>
-      <w:r>
-        <w:rPr>
-          <w:color w:val="303030"/>
-          <w:sz w:val="21"/>
-          <w:szCs w:val="21"/>
-          <w:rtl w:val="0"/>
-        </w:rPr>
-        <w:t xml:space="preserve">Calculations of Tensor Dimensions: The size of a feature map is calculated as </w:t>
-      </w:r>
-      <w:r>
-        <w:rPr>
-          <w:rFonts w:ascii="Cardo" w:cs="Cardo" w:eastAsia="Cardo" w:hAnsi="Cardo"/>
-          <w:color w:val="303030"/>
-          <w:sz w:val="25"/>
-          <w:szCs w:val="25"/>
-          <w:rtl w:val="0"/>
-        </w:rPr>
-        <w:t xml:space="preserve">⌊</w:t>
-      </w:r>
-    </w:p>
-    <w:p>
-      <w:pPr>
-        <w:widowControl w:val="0"/>
-        <w:numPr>
-          <w:ilvl w:val="0"/>
-          <w:numId w:val="6"/>
-        </w:numPr>
-        <w:shd w:fill="ffffff" w:val="clear"/>
-        <w:spacing w:after="0" w:afterAutospacing="0" w:line="288" w:lineRule="auto"/>
-        <w:ind w:left="720" w:right="-20" w:hanging="360"/>
-        <w:jc w:val="center"/>
-        <w:rPr/>
-      </w:pPr>
-      <w:r>
-        <w:rPr>
-          <w:rFonts w:ascii="Times New Roman" w:cs="Times New Roman" w:eastAsia="Times New Roman" w:hAnsi="Times New Roman"/>
-          <w:i w:val="1"/>
-          <w:iCs w:val="1"/>
-          <w:color w:val="303030"/>
-          <w:sz w:val="18"/>
-          <w:szCs w:val="18"/>
-          <w:rtl w:val="0"/>
-        </w:rPr>
-        <w:t xml:space="preserve">S</w:t>
-      </w:r>
-    </w:p>
-    <w:p>
-      <w:pPr>
-        <w:widowControl w:val="0"/>
-        <w:numPr>
-          <w:ilvl w:val="0"/>
-          <w:numId w:val="6"/>
-        </w:numPr>
-        <w:shd w:fill="ffffff" w:val="clear"/>
-        <w:spacing w:after="0" w:afterAutospacing="0" w:line="288" w:lineRule="auto"/>
-        <w:ind w:left="720" w:right="-20" w:hanging="360"/>
-        <w:jc w:val="center"/>
-        <w:rPr/>
-      </w:pPr>
-      <w:r>
-        <w:rPr>
-          <w:rFonts w:ascii="Times New Roman" w:cs="Times New Roman" w:eastAsia="Times New Roman" w:hAnsi="Times New Roman"/>
-          <w:i w:val="1"/>
-          <w:iCs w:val="1"/>
-          <w:color w:val="303030"/>
-          <w:sz w:val="18"/>
-          <w:szCs w:val="18"/>
-          <w:rtl w:val="0"/>
-        </w:rPr>
-        <w:t xml:space="preserve">W</w:t>
-      </w:r>
-      <w:r>
-        <w:rPr>
-          <w:rFonts w:ascii="Gungsuh" w:cs="Gungsuh" w:eastAsia="Gungsuh" w:hAnsi="Gungsuh"/>
-          <w:color w:val="303030"/>
-          <w:sz w:val="18"/>
-          <w:szCs w:val="18"/>
-          <w:rtl w:val="0"/>
-        </w:rPr>
-        <w:t xml:space="preserve">−</w:t>
-      </w:r>
-      <w:r>
-        <w:rPr>
-          <w:rFonts w:ascii="Times New Roman" w:cs="Times New Roman" w:eastAsia="Times New Roman" w:hAnsi="Times New Roman"/>
-          <w:i w:val="1"/>
-          <w:iCs w:val="1"/>
-          <w:color w:val="303030"/>
-          <w:sz w:val="18"/>
-          <w:szCs w:val="18"/>
-          <w:rtl w:val="0"/>
-        </w:rPr>
-        <w:t xml:space="preserve">F</w:t>
-      </w:r>
-      <w:r>
-        <w:rPr>
-          <w:rFonts w:ascii="Times New Roman" w:cs="Times New Roman" w:eastAsia="Times New Roman" w:hAnsi="Times New Roman"/>
-          <w:color w:val="303030"/>
-          <w:sz w:val="18"/>
-          <w:szCs w:val="18"/>
-          <w:rtl w:val="0"/>
-        </w:rPr>
-        <w:t xml:space="preserve">+2</w:t>
-      </w:r>
-      <w:r>
-        <w:rPr>
-          <w:rFonts w:ascii="Times New Roman" w:cs="Times New Roman" w:eastAsia="Times New Roman" w:hAnsi="Times New Roman"/>
-          <w:i w:val="1"/>
-          <w:iCs w:val="1"/>
-          <w:color w:val="303030"/>
-          <w:sz w:val="18"/>
-          <w:szCs w:val="18"/>
-          <w:rtl w:val="0"/>
-        </w:rPr>
-        <w:t xml:space="preserve">P</w:t>
-      </w:r>
-    </w:p>
-    <w:p>
-      <w:pPr>
-        <w:widowControl w:val="0"/>
-        <w:numPr>
-          <w:ilvl w:val="0"/>
-          <w:numId w:val="6"/>
-        </w:numPr>
-        <w:shd w:fill="ffffff" w:val="clear"/>
-        <w:spacing w:after="0" w:afterAutospacing="0" w:line="288" w:lineRule="auto"/>
-        <w:ind w:left="720" w:right="-20" w:hanging="360"/>
-        <w:jc w:val="center"/>
-        <w:rPr/>
-      </w:pPr>
-      <w:r>
-        <w:rPr>
-          <w:rFonts w:ascii="Times New Roman" w:cs="Times New Roman" w:eastAsia="Times New Roman" w:hAnsi="Times New Roman"/>
-          <w:color w:val="303030"/>
-          <w:sz w:val="2"/>
-          <w:szCs w:val="2"/>
-          <w:rtl w:val="0"/>
-        </w:rPr>
-        <w:t xml:space="preserve">​</w:t>
-      </w:r>
-    </w:p>
-    <w:p>
-      <w:pPr>
-        <w:widowControl w:val="0"/>
-        <w:numPr>
-          <w:ilvl w:val="0"/>
-          <w:numId w:val="6"/>
-        </w:numPr>
-        <w:shd w:fill="ffffff" w:val="clear"/>
-        <w:spacing w:after="180" w:line="240" w:lineRule="auto"/>
-        <w:ind w:left="720" w:hanging="360"/>
-      </w:pPr>
-      <w:r>
-        <w:rPr>
-          <w:rFonts w:ascii="Cardo" w:cs="Cardo" w:eastAsia="Cardo" w:hAnsi="Cardo"/>
-          <w:color w:val="303030"/>
-          <w:sz w:val="25"/>
-          <w:szCs w:val="25"/>
-          <w:rtl w:val="0"/>
-        </w:rPr>
-        <w:t xml:space="preserve">⌋+1</w:t>
-      </w:r>
-      <w:r>
-        <w:rPr>
-          <w:color w:val="303030"/>
-          <w:sz w:val="21"/>
-          <w:szCs w:val="21"/>
-          <w:rtl w:val="0"/>
-        </w:rPr>
-        <w:t xml:space="preserve">, where </w:t>
-      </w:r>
-      <w:r>
-        <w:rPr>
-          <w:rFonts w:ascii="Times New Roman" w:cs="Times New Roman" w:eastAsia="Times New Roman" w:hAnsi="Times New Roman"/>
-          <w:i w:val="1"/>
-          <w:iCs w:val="1"/>
-          <w:color w:val="303030"/>
-          <w:sz w:val="25"/>
-          <w:szCs w:val="25"/>
-          <w:rtl w:val="0"/>
-        </w:rPr>
-        <w:t xml:space="preserve">W</w:t>
-      </w:r>
-      <w:r>
-        <w:rPr>
-          <w:color w:val="303030"/>
-          <w:sz w:val="21"/>
-          <w:szCs w:val="21"/>
-          <w:rtl w:val="0"/>
-        </w:rPr>
-        <w:t xml:space="preserve"> is input size, </w:t>
-      </w:r>
-      <w:r>
-        <w:rPr>
-          <w:rFonts w:ascii="Times New Roman" w:cs="Times New Roman" w:eastAsia="Times New Roman" w:hAnsi="Times New Roman"/>
-          <w:i w:val="1"/>
-          <w:iCs w:val="1"/>
-          <w:color w:val="303030"/>
-          <w:sz w:val="25"/>
-          <w:szCs w:val="25"/>
-          <w:rtl w:val="0"/>
-        </w:rPr>
-        <w:t xml:space="preserve">F</w:t>
-      </w:r>
-      <w:r>
-        <w:rPr>
-          <w:color w:val="303030"/>
-          <w:sz w:val="21"/>
-          <w:szCs w:val="21"/>
-          <w:rtl w:val="0"/>
-        </w:rPr>
-        <w:t xml:space="preserve"> is filter size, </w:t>
-      </w:r>
-      <w:r>
-        <w:rPr>
-          <w:rFonts w:ascii="Times New Roman" w:cs="Times New Roman" w:eastAsia="Times New Roman" w:hAnsi="Times New Roman"/>
-          <w:i w:val="1"/>
-          <w:iCs w:val="1"/>
-          <w:color w:val="303030"/>
-          <w:sz w:val="25"/>
-          <w:szCs w:val="25"/>
-          <w:rtl w:val="0"/>
-        </w:rPr>
-        <w:t xml:space="preserve">P</w:t>
-      </w:r>
-      <w:r>
-        <w:rPr>
-          <w:color w:val="303030"/>
-          <w:sz w:val="21"/>
-          <w:szCs w:val="21"/>
-          <w:rtl w:val="0"/>
-        </w:rPr>
-        <w:t xml:space="preserve"> is padding, and </w:t>
-      </w:r>
-      <w:r>
-        <w:rPr>
-          <w:rFonts w:ascii="Times New Roman" w:cs="Times New Roman" w:eastAsia="Times New Roman" w:hAnsi="Times New Roman"/>
-          <w:i w:val="1"/>
-          <w:iCs w:val="1"/>
-          <w:color w:val="303030"/>
-          <w:sz w:val="25"/>
-          <w:szCs w:val="25"/>
-          <w:rtl w:val="0"/>
-        </w:rPr>
-        <w:t xml:space="preserve">S</w:t>
-      </w:r>
-      <w:r>
-        <w:rPr>
-          <w:color w:val="303030"/>
-          <w:sz w:val="21"/>
-          <w:szCs w:val="21"/>
-          <w:rtl w:val="0"/>
-        </w:rPr>
-        <w:t xml:space="preserve"> is stride.</w:t>
+          <w:rtl w:val="0"/>
+        </w:rPr>
       </w:r>
     </w:p>
     <w:p>
@@ -1381,8 +1426,76 @@
       </w:pPr>
       <w:r>
         <w:rPr>
-          <w:rtl w:val="0"/>
-        </w:rPr>
+          <w:color w:val="303030"/>
+          <w:sz w:val="21"/>
+          <w:szCs w:val="21"/>
+          <w:highlight w:val="white"/>
+          <w:rtl w:val="0"/>
+        </w:rPr>
+        <w:t xml:space="preserve">--------------------------------------------------------------------------------</w:t>
+      </w:r>
+    </w:p>
+    <w:p>
+      <w:pPr>
+        <w:widowControl w:val="0"/>
+        <w:spacing w:before="13.46893310546875" w:line="240" w:lineRule="auto"/>
+        <w:ind w:left="729.9668884277344" w:firstLine="0"/>
+        <w:rPr>
+          <w:color w:val="303030"/>
+          <w:sz w:val="21"/>
+          <w:szCs w:val="21"/>
+          <w:highlight w:val="white"/>
+        </w:rPr>
+      </w:pPr>
+      <w:r>
+        <w:rPr>
+          <w:rtl w:val="0"/>
+        </w:rPr>
+      </w:r>
+    </w:p>
+    <w:p>
+      <w:pPr>
+        <w:widowControl w:val="0"/>
+        <w:spacing w:before="13.46893310546875" w:line="240" w:lineRule="auto"/>
+        <w:ind w:left="729.9668884277344" w:firstLine="0"/>
+        <w:rPr>
+          <w:color w:val="303030"/>
+          <w:sz w:val="21"/>
+          <w:szCs w:val="21"/>
+          <w:highlight w:val="white"/>
+        </w:rPr>
+      </w:pPr>
+      <w:r>
+        <w:rPr>
+          <w:color w:val="303030"/>
+          <w:sz w:val="21"/>
+          <w:szCs w:val="21"/>
+          <w:highlight w:val="white"/>
+          <w:rtl w:val="0"/>
+        </w:rPr>
+        <w:t xml:space="preserve">CNN Architecture</w:t>
+      </w:r>
+    </w:p>
+    <w:p>
+      <w:pPr>
+        <w:widowControl w:val="0"/>
+        <w:numPr>
+          <w:ilvl w:val="0"/>
+          <w:numId w:val="7"/>
+        </w:numPr>
+        <w:shd w:fill="ffffff" w:val="clear"/>
+        <w:spacing w:after="180" w:line="240" w:lineRule="auto"/>
+        <w:ind w:left="720" w:hanging="360"/>
+        <w:rPr/>
+      </w:pPr>
+      <w:r>
+        <w:rPr>
+          <w:color w:val="303030"/>
+          <w:sz w:val="21"/>
+          <w:szCs w:val="21"/>
+          <w:rtl w:val="0"/>
+        </w:rPr>
+        <w:t xml:space="preserve">Differences and Novelties: AlexNet  (2012) RELU over tanh 6x faster training; VGG (2014) 3x3 filters, more depth (19); GoogLeNet (2014) ResNet (2015) introduced Skip Connections to solve vanishing gradients in very deep (152-layer) networks, ConvNeXt (2022) outcompetes transformers sometimes</w:t>
       </w:r>
     </w:p>
     <w:p>
@@ -1411,76 +1524,8 @@
       </w:pPr>
       <w:r>
         <w:rPr>
-          <w:color w:val="303030"/>
-          <w:sz w:val="21"/>
-          <w:szCs w:val="21"/>
-          <w:highlight w:val="white"/>
-          <w:rtl w:val="0"/>
-        </w:rPr>
-        <w:t xml:space="preserve">--------------------------------------------------------------------------------</w:t>
-      </w:r>
-    </w:p>
-    <w:p>
-      <w:pPr>
-        <w:widowControl w:val="0"/>
-        <w:spacing w:before="13.46893310546875" w:line="240" w:lineRule="auto"/>
-        <w:ind w:left="729.9668884277344" w:firstLine="0"/>
-        <w:rPr>
-          <w:color w:val="303030"/>
-          <w:sz w:val="21"/>
-          <w:szCs w:val="21"/>
-          <w:highlight w:val="white"/>
-        </w:rPr>
-      </w:pPr>
-      <w:r>
-        <w:rPr>
-          <w:rtl w:val="0"/>
-        </w:rPr>
-      </w:r>
-    </w:p>
-    <w:p>
-      <w:pPr>
-        <w:widowControl w:val="0"/>
-        <w:spacing w:before="13.46893310546875" w:line="240" w:lineRule="auto"/>
-        <w:ind w:left="729.9668884277344" w:firstLine="0"/>
-        <w:rPr>
-          <w:color w:val="303030"/>
-          <w:sz w:val="21"/>
-          <w:szCs w:val="21"/>
-          <w:highlight w:val="white"/>
-        </w:rPr>
-      </w:pPr>
-      <w:r>
-        <w:rPr>
-          <w:color w:val="303030"/>
-          <w:sz w:val="21"/>
-          <w:szCs w:val="21"/>
-          <w:highlight w:val="white"/>
-          <w:rtl w:val="0"/>
-        </w:rPr>
-        <w:t xml:space="preserve">CNN Architecture</w:t>
-      </w:r>
-    </w:p>
-    <w:p>
-      <w:pPr>
-        <w:widowControl w:val="0"/>
-        <w:numPr>
-          <w:ilvl w:val="0"/>
-          <w:numId w:val="7"/>
-        </w:numPr>
-        <w:shd w:fill="ffffff" w:val="clear"/>
-        <w:spacing w:after="180" w:line="240" w:lineRule="auto"/>
-        <w:ind w:left="720" w:hanging="360"/>
-        <w:rPr/>
-      </w:pPr>
-      <w:r>
-        <w:rPr>
-          <w:color w:val="303030"/>
-          <w:sz w:val="21"/>
-          <w:szCs w:val="21"/>
-          <w:rtl w:val="0"/>
-        </w:rPr>
-        <w:t xml:space="preserve">Differences and Novelties: AlexNet  (2012) RELU over tanh 6x faster training; VGG (2014) 3x3 filters, more depth (19); GoogLeNet (2014) ResNet (2015) introduced Skip Connections to solve vanishing gradients in very deep (152-layer) networks, ConvNeXt (2022) outcompetes transformers sometimes</w:t>
+          <w:rtl w:val="0"/>
+        </w:rPr>
       </w:r>
     </w:p>
     <w:p>
@@ -1509,8 +1554,120 @@
       </w:pPr>
       <w:r>
         <w:rPr>
-          <w:rtl w:val="0"/>
-        </w:rPr>
+          <w:color w:val="303030"/>
+          <w:sz w:val="21"/>
+          <w:szCs w:val="21"/>
+          <w:highlight w:val="white"/>
+          <w:rtl w:val="0"/>
+        </w:rPr>
+        <w:t xml:space="preserve">--------------------------------------------------------------------------------</w:t>
+      </w:r>
+    </w:p>
+    <w:p>
+      <w:pPr>
+        <w:widowControl w:val="0"/>
+        <w:spacing w:before="13.46893310546875" w:line="240" w:lineRule="auto"/>
+        <w:ind w:left="729.9668884277344" w:firstLine="0"/>
+        <w:rPr>
+          <w:color w:val="303030"/>
+          <w:sz w:val="21"/>
+          <w:szCs w:val="21"/>
+          <w:highlight w:val="white"/>
+        </w:rPr>
+      </w:pPr>
+      <w:r>
+        <w:rPr>
+          <w:rtl w:val="0"/>
+        </w:rPr>
+      </w:r>
+    </w:p>
+    <w:p>
+      <w:pPr>
+        <w:widowControl w:val="0"/>
+        <w:spacing w:before="13.46893310546875" w:line="240" w:lineRule="auto"/>
+        <w:ind w:left="729.9668884277344" w:firstLine="0"/>
+        <w:rPr>
+          <w:color w:val="303030"/>
+          <w:sz w:val="21"/>
+          <w:szCs w:val="21"/>
+          <w:highlight w:val="white"/>
+        </w:rPr>
+      </w:pPr>
+      <w:r>
+        <w:rPr>
+          <w:color w:val="303030"/>
+          <w:sz w:val="21"/>
+          <w:szCs w:val="21"/>
+          <w:highlight w:val="white"/>
+          <w:rtl w:val="0"/>
+        </w:rPr>
+        <w:t xml:space="preserve">Training Your Neural Network</w:t>
+      </w:r>
+    </w:p>
+    <w:p>
+      <w:pPr>
+        <w:widowControl w:val="0"/>
+        <w:numPr>
+          <w:ilvl w:val="0"/>
+          <w:numId w:val="8"/>
+        </w:numPr>
+        <w:shd w:fill="ffffff" w:val="clear"/>
+        <w:spacing w:after="0" w:afterAutospacing="0" w:line="240" w:lineRule="auto"/>
+        <w:ind w:left="720" w:hanging="360"/>
+        <w:rPr/>
+      </w:pPr>
+      <w:r>
+        <w:rPr>
+          <w:color w:val="303030"/>
+          <w:sz w:val="21"/>
+          <w:szCs w:val="21"/>
+          <w:rtl w:val="0"/>
+        </w:rPr>
+        <w:t xml:space="preserve">Activation Functions: ReLU is the default for CNNs; Leaky ReLU fixes "Dying ReLU" (neurons stuck at 0); Sigmoid is reserved for output layers in binary tasks. RELU is good because it is “jagged” across time.</w:t>
+      </w:r>
+    </w:p>
+    <w:p>
+      <w:pPr>
+        <w:widowControl w:val="0"/>
+        <w:numPr>
+          <w:ilvl w:val="0"/>
+          <w:numId w:val="8"/>
+        </w:numPr>
+        <w:shd w:fill="ffffff" w:val="clear"/>
+        <w:spacing w:after="0" w:afterAutospacing="0" w:line="240" w:lineRule="auto"/>
+        <w:ind w:left="720" w:hanging="360"/>
+        <w:rPr/>
+      </w:pPr>
+      <w:r>
+        <w:rPr>
+          <w:color w:val="303030"/>
+          <w:sz w:val="21"/>
+          <w:szCs w:val="21"/>
+          <w:rtl w:val="0"/>
+        </w:rPr>
+        <w:t xml:space="preserve">Weight Initialization: He initialization is used for ReLU networks, double variance of Xavier to make up for RELU jaggedness; Xavier initialization is used for Sigmoid/Tanh to keep activation scales stable.</w:t>
+      </w:r>
+    </w:p>
+    <w:p>
+      <w:pPr>
+        <w:widowControl w:val="0"/>
+        <w:numPr>
+          <w:ilvl w:val="0"/>
+          <w:numId w:val="8"/>
+        </w:numPr>
+        <w:shd w:fill="ffffff" w:val="clear"/>
+        <w:spacing w:after="180" w:line="240" w:lineRule="auto"/>
+        <w:ind w:left="720" w:hanging="360"/>
+        <w:rPr/>
+      </w:pPr>
+      <w:r>
+        <w:rPr>
+          <w:color w:val="303030"/>
+          <w:sz w:val="21"/>
+          <w:szCs w:val="21"/>
+          <w:rtl w:val="0"/>
+        </w:rPr>
+        <w:t xml:space="preserve">Choosing Hyperparameters: Key "knobs" include learning rate (most important), batch size, and weight decay (L2 regularization).</w:t>
       </w:r>
     </w:p>
     <w:p>
@@ -1539,120 +1696,8 @@
       </w:pPr>
       <w:r>
         <w:rPr>
-          <w:color w:val="303030"/>
-          <w:sz w:val="21"/>
-          <w:szCs w:val="21"/>
-          <w:highlight w:val="white"/>
-          <w:rtl w:val="0"/>
-        </w:rPr>
-        <w:t xml:space="preserve">--------------------------------------------------------------------------------</w:t>
-      </w:r>
-    </w:p>
-    <w:p>
-      <w:pPr>
-        <w:widowControl w:val="0"/>
-        <w:spacing w:before="13.46893310546875" w:line="240" w:lineRule="auto"/>
-        <w:ind w:left="729.9668884277344" w:firstLine="0"/>
-        <w:rPr>
-          <w:color w:val="303030"/>
-          <w:sz w:val="21"/>
-          <w:szCs w:val="21"/>
-          <w:highlight w:val="white"/>
-        </w:rPr>
-      </w:pPr>
-      <w:r>
-        <w:rPr>
-          <w:rtl w:val="0"/>
-        </w:rPr>
-      </w:r>
-    </w:p>
-    <w:p>
-      <w:pPr>
-        <w:widowControl w:val="0"/>
-        <w:spacing w:before="13.46893310546875" w:line="240" w:lineRule="auto"/>
-        <w:ind w:left="729.9668884277344" w:firstLine="0"/>
-        <w:rPr>
-          <w:color w:val="303030"/>
-          <w:sz w:val="21"/>
-          <w:szCs w:val="21"/>
-          <w:highlight w:val="white"/>
-        </w:rPr>
-      </w:pPr>
-      <w:r>
-        <w:rPr>
-          <w:color w:val="303030"/>
-          <w:sz w:val="21"/>
-          <w:szCs w:val="21"/>
-          <w:highlight w:val="white"/>
-          <w:rtl w:val="0"/>
-        </w:rPr>
-        <w:t xml:space="preserve">Training Your Neural Network</w:t>
-      </w:r>
-    </w:p>
-    <w:p>
-      <w:pPr>
-        <w:widowControl w:val="0"/>
-        <w:numPr>
-          <w:ilvl w:val="0"/>
-          <w:numId w:val="8"/>
-        </w:numPr>
-        <w:shd w:fill="ffffff" w:val="clear"/>
-        <w:spacing w:after="0" w:afterAutospacing="0" w:line="240" w:lineRule="auto"/>
-        <w:ind w:left="720" w:hanging="360"/>
-        <w:rPr/>
-      </w:pPr>
-      <w:r>
-        <w:rPr>
-          <w:color w:val="303030"/>
-          <w:sz w:val="21"/>
-          <w:szCs w:val="21"/>
-          <w:rtl w:val="0"/>
-        </w:rPr>
-        <w:t xml:space="preserve">Activation Functions: ReLU is the default for CNNs; Leaky ReLU fixes "Dying ReLU" (neurons stuck at 0); Sigmoid is reserved for output layers in binary tasks. RELU is good because it is “jagged” across time.</w:t>
-      </w:r>
-    </w:p>
-    <w:p>
-      <w:pPr>
-        <w:widowControl w:val="0"/>
-        <w:numPr>
-          <w:ilvl w:val="0"/>
-          <w:numId w:val="8"/>
-        </w:numPr>
-        <w:shd w:fill="ffffff" w:val="clear"/>
-        <w:spacing w:after="0" w:afterAutospacing="0" w:line="240" w:lineRule="auto"/>
-        <w:ind w:left="720" w:hanging="360"/>
-        <w:rPr/>
-      </w:pPr>
-      <w:r>
-        <w:rPr>
-          <w:color w:val="303030"/>
-          <w:sz w:val="21"/>
-          <w:szCs w:val="21"/>
-          <w:rtl w:val="0"/>
-        </w:rPr>
-        <w:t xml:space="preserve">Weight Initialization: He initialization is used for ReLU networks, double variance of Xavier to make up for RELU jaggedness; Xavier initialization is used for Sigmoid/Tanh to keep activation scales stable.</w:t>
-      </w:r>
-    </w:p>
-    <w:p>
-      <w:pPr>
-        <w:widowControl w:val="0"/>
-        <w:numPr>
-          <w:ilvl w:val="0"/>
-          <w:numId w:val="8"/>
-        </w:numPr>
-        <w:shd w:fill="ffffff" w:val="clear"/>
-        <w:spacing w:after="180" w:line="240" w:lineRule="auto"/>
-        <w:ind w:left="720" w:hanging="360"/>
-        <w:rPr/>
-      </w:pPr>
-      <w:r>
-        <w:rPr>
-          <w:color w:val="303030"/>
-          <w:sz w:val="21"/>
-          <w:szCs w:val="21"/>
-          <w:rtl w:val="0"/>
-        </w:rPr>
-        <w:t xml:space="preserve">Choosing Hyperparameters: Key "knobs" include learning rate (most important), batch size, and weight decay (L2 regularization).</w:t>
+          <w:rtl w:val="0"/>
+        </w:rPr>
       </w:r>
     </w:p>
     <w:p>
@@ -1681,36 +1726,6 @@
       </w:pPr>
       <w:r>
         <w:rPr>
-          <w:rtl w:val="0"/>
-        </w:rPr>
-      </w:r>
-    </w:p>
-    <w:p>
-      <w:pPr>
-        <w:keepNext w:val="0"/>
-        <w:keepLines w:val="0"/>
-        <w:pageBreakBefore w:val="0"/>
-        <w:widowControl w:val="0"/>
-        <w:pBdr>
-          <w:top w:space="0" w:sz="0" w:val="nil"/>
-          <w:left w:space="0" w:sz="0" w:val="nil"/>
-          <w:bottom w:space="0" w:sz="0" w:val="nil"/>
-          <w:right w:space="0" w:sz="0" w:val="nil"/>
-          <w:between w:space="0" w:sz="0" w:val="nil"/>
-        </w:pBdr>
-        <w:shd w:fill="auto" w:val="clear"/>
-        <w:spacing w:after="0" w:before="13.46893310546875" w:line="240" w:lineRule="auto"/>
-        <w:ind w:left="729.9668884277344" w:right="0" w:firstLine="0"/>
-        <w:jc w:val="left"/>
-        <w:rPr>
-          <w:color w:val="303030"/>
-          <w:sz w:val="21"/>
-          <w:szCs w:val="21"/>
-          <w:highlight w:val="white"/>
-        </w:rPr>
-      </w:pPr>
-      <w:r>
-        <w:rPr>
           <w:color w:val="303030"/>
           <w:sz w:val="21"/>
           <w:szCs w:val="21"/>
@@ -1758,7 +1773,7 @@
           <w:highlight w:val="white"/>
           <w:rtl w:val="0"/>
         </w:rPr>
-        <w:t xml:space="preserve">Recurrent Neural Networks (RNN)</w:t>
+        <w:t xml:space="preserve">Recurrent Neural Networks (RNN) and Long Short-Term Memory (LSTM)</w:t>
       </w:r>
     </w:p>
     <w:p>
